--- a/por/docx/59.content.docx
+++ b/por/docx/59.content.docx
@@ -19,7 +19,7 @@
         <w:rPr>
           <w:lang w:val="pt_PT" w:bidi="pt_PT"/>
         </w:rPr>
-        <w:t>Resource: Notas de Estudo - Introduções aos Livros (Tyndale)</w:t>
+        <w:t>Resource: Tyndale Open Study Notes</w:t>
       </w:r>
       <w:r>
         <w:rPr>
@@ -112,7 +112,7 @@
         <w:rPr>
           <w:lang w:val="pt_PT" w:bidi="pt_PT"/>
         </w:rPr>
-        <w:t>Notas de Estudo - Introduções aos Livros (Tyndale)</w:t>
+        <w:t>Tyndale Open Study Notes</w:t>
       </w:r>
     </w:p>
     <w:p>

--- a/por/docx/59.content.docx
+++ b/por/docx/59.content.docx
@@ -19,7 +19,7 @@
         <w:rPr>
           <w:lang w:val="pt_PT" w:bidi="pt_PT"/>
         </w:rPr>
-        <w:t>Resource: Tyndale Open Study Notes</w:t>
+        <w:t>Resource: Aquifer Open Study Notes (Book Intros)</w:t>
       </w:r>
       <w:r>
         <w:rPr>
@@ -112,7 +112,7 @@
         <w:rPr>
           <w:lang w:val="pt_PT" w:bidi="pt_PT"/>
         </w:rPr>
-        <w:t>Tyndale Open Study Notes</w:t>
+        <w:t>Aquifer Open Study Notes (Book Intros)</w:t>
       </w:r>
     </w:p>
     <w:p>

--- a/por/docx/59.content.docx
+++ b/por/docx/59.content.docx
@@ -258,180 +258,120 @@
         </w:rPr>
         <w:t>Tiago, irmão de Jesus, tornou-se o líder reconhecido da igreja de Jerusalém logo após a ressurreição de Jesus. Ele escreveu para os cristãos judeus (</w:t>
       </w:r>
-      <w:hyperlink r:id="rId13">
-        <w:r>
-          <w:rPr>
-            <w:lang w:val="pt_PT" w:bidi="pt_PT"/>
-          </w:rPr>
-          <w:rPr>
-            <w:color w:val="0000EE"/>
-            <w:u w:val="single"/>
-          </w:rPr>
-          <w:t>Tg 1.1</w:t>
-        </w:r>
-      </w:hyperlink>
+      <w:r>
+        <w:rPr>
+          <w:lang w:val="pt_PT" w:bidi="pt_PT"/>
+        </w:rPr>
+        <w:t>Tg 1.1</w:t>
+      </w:r>
       <w:r>
         <w:rPr>
           <w:lang w:val="pt_PT" w:bidi="pt_PT"/>
         </w:rPr>
         <w:t>) que haviam sido dispersos pela perseguição que começou com o apedrejamento de Estevão (</w:t>
       </w:r>
-      <w:hyperlink r:id="rId14">
-        <w:r>
-          <w:rPr>
-            <w:lang w:val="pt_PT" w:bidi="pt_PT"/>
-          </w:rPr>
-          <w:rPr>
-            <w:color w:val="0000EE"/>
-            <w:u w:val="single"/>
-          </w:rPr>
-          <w:t>At 8.1</w:t>
-        </w:r>
-      </w:hyperlink>
+      <w:r>
+        <w:rPr>
+          <w:lang w:val="pt_PT" w:bidi="pt_PT"/>
+        </w:rPr>
+        <w:t>At 8.1</w:t>
+      </w:r>
       <w:r>
         <w:rPr>
           <w:lang w:val="pt_PT" w:bidi="pt_PT"/>
         </w:rPr>
         <w:t xml:space="preserve">; </w:t>
       </w:r>
-      <w:hyperlink r:id="rId15">
-        <w:r>
-          <w:rPr>
-            <w:lang w:val="pt_PT" w:bidi="pt_PT"/>
-          </w:rPr>
-          <w:rPr>
-            <w:color w:val="0000EE"/>
-            <w:u w:val="single"/>
-          </w:rPr>
-          <w:t>11.19</w:t>
-        </w:r>
-      </w:hyperlink>
+      <w:r>
+        <w:rPr>
+          <w:lang w:val="pt_PT" w:bidi="pt_PT"/>
+        </w:rPr>
+        <w:t>11.19</w:t>
+      </w:r>
       <w:r>
         <w:rPr>
           <w:lang w:val="pt_PT" w:bidi="pt_PT"/>
         </w:rPr>
         <w:t>). Eles viviam entre os judeus que anteriormente tinham sido "dispersos" na Diáspora (</w:t>
       </w:r>
-      <w:hyperlink r:id="rId13">
-        <w:r>
-          <w:rPr>
-            <w:lang w:val="pt_PT" w:bidi="pt_PT"/>
-          </w:rPr>
-          <w:rPr>
-            <w:color w:val="0000EE"/>
-            <w:u w:val="single"/>
-          </w:rPr>
-          <w:t>Tg 1.1</w:t>
-        </w:r>
-      </w:hyperlink>
+      <w:r>
+        <w:rPr>
+          <w:lang w:val="pt_PT" w:bidi="pt_PT"/>
+        </w:rPr>
+        <w:t>Tg 1.1</w:t>
+      </w:r>
       <w:r>
         <w:rPr>
           <w:lang w:val="pt_PT" w:bidi="pt_PT"/>
         </w:rPr>
         <w:t xml:space="preserve">; veja </w:t>
       </w:r>
-      <w:hyperlink r:id="rId16">
-        <w:r>
-          <w:rPr>
-            <w:lang w:val="pt_PT" w:bidi="pt_PT"/>
-          </w:rPr>
-          <w:rPr>
-            <w:color w:val="0000EE"/>
-            <w:u w:val="single"/>
-          </w:rPr>
-          <w:t>Jo 7.35</w:t>
-        </w:r>
-      </w:hyperlink>
+      <w:r>
+        <w:rPr>
+          <w:lang w:val="pt_PT" w:bidi="pt_PT"/>
+        </w:rPr>
+        <w:t>Jo 7.35</w:t>
+      </w:r>
       <w:r>
         <w:rPr>
           <w:lang w:val="pt_PT" w:bidi="pt_PT"/>
         </w:rPr>
         <w:t>). A Diáspora teve suas origens na dispersão assíria de Israel (o reino do norte) em 722–721 a.C. e no exílio babilônico de Judá (o reino do sul) em 586 a.C. Esta dispersão mais tarde incluiu muitos judeus que viajaram extensivamente por todo o império grego e romano (</w:t>
       </w:r>
-      <w:hyperlink r:id="rId17">
-        <w:r>
-          <w:rPr>
-            <w:lang w:val="pt_PT" w:bidi="pt_PT"/>
-          </w:rPr>
-          <w:rPr>
-            <w:color w:val="0000EE"/>
-            <w:u w:val="single"/>
-          </w:rPr>
-          <w:t>Tg 4.13</w:t>
-        </w:r>
-      </w:hyperlink>
+      <w:r>
+        <w:rPr>
+          <w:lang w:val="pt_PT" w:bidi="pt_PT"/>
+        </w:rPr>
+        <w:t>Tg 4.13</w:t>
+      </w:r>
       <w:r>
         <w:rPr>
           <w:lang w:val="pt_PT" w:bidi="pt_PT"/>
         </w:rPr>
         <w:t xml:space="preserve">; </w:t>
       </w:r>
-      <w:hyperlink r:id="rId18">
-        <w:r>
-          <w:rPr>
-            <w:lang w:val="pt_PT" w:bidi="pt_PT"/>
-          </w:rPr>
-          <w:rPr>
-            <w:color w:val="0000EE"/>
-            <w:u w:val="single"/>
-          </w:rPr>
-          <w:t>At 13.14</w:t>
-        </w:r>
-      </w:hyperlink>
+      <w:r>
+        <w:rPr>
+          <w:lang w:val="pt_PT" w:bidi="pt_PT"/>
+        </w:rPr>
+        <w:t>At 13.14</w:t>
+      </w:r>
       <w:r>
         <w:rPr>
           <w:lang w:val="pt_PT" w:bidi="pt_PT"/>
         </w:rPr>
         <w:t xml:space="preserve">; </w:t>
       </w:r>
-      <w:hyperlink r:id="rId19">
-        <w:r>
-          <w:rPr>
-            <w:lang w:val="pt_PT" w:bidi="pt_PT"/>
-          </w:rPr>
-          <w:rPr>
-            <w:color w:val="0000EE"/>
-            <w:u w:val="single"/>
-          </w:rPr>
-          <w:t>17.1</w:t>
-        </w:r>
-      </w:hyperlink>
+      <w:r>
+        <w:rPr>
+          <w:lang w:val="pt_PT" w:bidi="pt_PT"/>
+        </w:rPr>
+        <w:t>17.1</w:t>
+      </w:r>
       <w:r>
         <w:rPr>
           <w:lang w:val="pt_PT" w:bidi="pt_PT"/>
         </w:rPr>
         <w:t>). Em meados do primeiro século, havia comunidades judaicas por todo o mundo greco-romano. Os crentes da Diáspora judaica estavam sob pressão de uma sociedade que os oprimia economicamente (</w:t>
       </w:r>
-      <w:hyperlink r:id="rId20">
-        <w:r>
-          <w:rPr>
-            <w:lang w:val="pt_PT" w:bidi="pt_PT"/>
-          </w:rPr>
-          <w:rPr>
-            <w:color w:val="0000EE"/>
-            <w:u w:val="single"/>
-          </w:rPr>
-          <w:t>Tg 2.6</w:t>
-        </w:r>
-      </w:hyperlink>
+      <w:r>
+        <w:rPr>
+          <w:lang w:val="pt_PT" w:bidi="pt_PT"/>
+        </w:rPr>
+        <w:t>Tg 2.6</w:t>
+      </w:r>
       <w:r>
         <w:rPr>
           <w:lang w:val="pt_PT" w:bidi="pt_PT"/>
         </w:rPr>
         <w:t>) e os abusava por sua fé em Jesus Cristo (</w:t>
       </w:r>
-      <w:hyperlink r:id="rId21">
-        <w:r>
-          <w:rPr>
-            <w:lang w:val="pt_PT" w:bidi="pt_PT"/>
-          </w:rPr>
-          <w:rPr>
-            <w:color w:val="0000EE"/>
-            <w:u w:val="single"/>
-          </w:rPr>
-          <w:t>2.7</w:t>
-        </w:r>
-      </w:hyperlink>
+      <w:r>
+        <w:rPr>
+          <w:lang w:val="pt_PT" w:bidi="pt_PT"/>
+        </w:rPr>
+        <w:t>2.7</w:t>
+      </w:r>
       <w:r>
         <w:rPr>
           <w:lang w:val="pt_PT" w:bidi="pt_PT"/>
@@ -463,72 +403,48 @@
         </w:rPr>
         <w:t>A carta de Tiago é escrita com uma perspectiva pastoral e foca na ética mais do que qualquer outro livro do Novo Testamento. A carta contém ensinamentos baseados na lei conforme entendida através da vida e ensino de Jesus (</w:t>
       </w:r>
-      <w:hyperlink r:id="rId22">
-        <w:r>
-          <w:rPr>
-            <w:lang w:val="pt_PT" w:bidi="pt_PT"/>
-          </w:rPr>
-          <w:rPr>
-            <w:color w:val="0000EE"/>
-            <w:u w:val="single"/>
-          </w:rPr>
-          <w:t>1.25</w:t>
-        </w:r>
-      </w:hyperlink>
+      <w:r>
+        <w:rPr>
+          <w:lang w:val="pt_PT" w:bidi="pt_PT"/>
+        </w:rPr>
+        <w:t>1.25</w:t>
+      </w:r>
       <w:r>
         <w:rPr>
           <w:lang w:val="pt_PT" w:bidi="pt_PT"/>
         </w:rPr>
         <w:t xml:space="preserve">; </w:t>
       </w:r>
-      <w:hyperlink r:id="rId23">
-        <w:r>
-          <w:rPr>
-            <w:lang w:val="pt_PT" w:bidi="pt_PT"/>
-          </w:rPr>
-          <w:rPr>
-            <w:color w:val="0000EE"/>
-            <w:u w:val="single"/>
-          </w:rPr>
-          <w:t>2.8</w:t>
-        </w:r>
-      </w:hyperlink>
+      <w:r>
+        <w:rPr>
+          <w:lang w:val="pt_PT" w:bidi="pt_PT"/>
+        </w:rPr>
+        <w:t>2.8</w:t>
+      </w:r>
       <w:r>
         <w:rPr>
           <w:lang w:val="pt_PT" w:bidi="pt_PT"/>
         </w:rPr>
         <w:t>). Tiago também reflete os próprios ensinamentos de Jesus, especialmente como (posteriormente) registrados no “Sermão da Montanha” de Mateus (</w:t>
       </w:r>
-      <w:hyperlink r:id="rId24">
-        <w:r>
-          <w:rPr>
-            <w:lang w:val="pt_PT" w:bidi="pt_PT"/>
-          </w:rPr>
-          <w:rPr>
-            <w:color w:val="0000EE"/>
-            <w:u w:val="single"/>
-          </w:rPr>
-          <w:t>Mt 5–7</w:t>
-        </w:r>
-      </w:hyperlink>
+      <w:r>
+        <w:rPr>
+          <w:lang w:val="pt_PT" w:bidi="pt_PT"/>
+        </w:rPr>
+        <w:t>Mt 5–7</w:t>
+      </w:r>
       <w:r>
         <w:rPr>
           <w:lang w:val="pt_PT" w:bidi="pt_PT"/>
         </w:rPr>
         <w:t>) e no “Sermão da Planície” de Lucas (</w:t>
       </w:r>
-      <w:hyperlink r:id="rId25">
-        <w:r>
-          <w:rPr>
-            <w:lang w:val="pt_PT" w:bidi="pt_PT"/>
-          </w:rPr>
-          <w:rPr>
-            <w:color w:val="0000EE"/>
-            <w:u w:val="single"/>
-          </w:rPr>
-          <w:t>Lc 6.20–49</w:t>
-        </w:r>
-      </w:hyperlink>
+      <w:r>
+        <w:rPr>
+          <w:lang w:val="pt_PT" w:bidi="pt_PT"/>
+        </w:rPr>
+        <w:t>Lc 6.20–49</w:t>
+      </w:r>
       <w:r>
         <w:rPr>
           <w:lang w:val="pt_PT" w:bidi="pt_PT"/>
@@ -560,18 +476,12 @@
         </w:rPr>
         <w:t>A carta de Tiago foi escrita por um dos irmãos de Jesus. Como os outros filhos de José e Maria (</w:t>
       </w:r>
-      <w:hyperlink r:id="rId26">
-        <w:r>
-          <w:rPr>
-            <w:lang w:val="pt_PT" w:bidi="pt_PT"/>
-          </w:rPr>
-          <w:rPr>
-            <w:color w:val="0000EE"/>
-            <w:u w:val="single"/>
-          </w:rPr>
-          <w:t>Mt 13.55</w:t>
-        </w:r>
-      </w:hyperlink>
+      <w:r>
+        <w:rPr>
+          <w:lang w:val="pt_PT" w:bidi="pt_PT"/>
+        </w:rPr>
+        <w:t>Mt 13.55</w:t>
+      </w:r>
       <w:r>
         <w:rPr>
           <w:lang w:val="pt_PT" w:bidi="pt_PT"/>
@@ -592,108 +502,72 @@
         </w:rPr>
         <w:t>Durante o ministério público de Jesus, nem Tiago nem os outros irmãos eram seguidores de Jesus. Eles até tentaram encerrar seu ministério e levá-lo para casa (</w:t>
       </w:r>
-      <w:hyperlink r:id="rId27">
-        <w:r>
-          <w:rPr>
-            <w:lang w:val="pt_PT" w:bidi="pt_PT"/>
-          </w:rPr>
-          <w:rPr>
-            <w:color w:val="0000EE"/>
-            <w:u w:val="single"/>
-          </w:rPr>
-          <w:t>Mc 3.20–21</w:t>
-        </w:r>
-      </w:hyperlink>
+      <w:r>
+        <w:rPr>
+          <w:lang w:val="pt_PT" w:bidi="pt_PT"/>
+        </w:rPr>
+        <w:t>Mc 3.20–21</w:t>
+      </w:r>
       <w:r>
         <w:rPr>
           <w:lang w:val="pt_PT" w:bidi="pt_PT"/>
         </w:rPr>
         <w:t xml:space="preserve">; cp. </w:t>
       </w:r>
-      <w:hyperlink r:id="rId28">
-        <w:r>
-          <w:rPr>
-            <w:lang w:val="pt_PT" w:bidi="pt_PT"/>
-          </w:rPr>
-          <w:rPr>
-            <w:color w:val="0000EE"/>
-            <w:u w:val="single"/>
-          </w:rPr>
-          <w:t>Jo 7.3–5</w:t>
-        </w:r>
-      </w:hyperlink>
+      <w:r>
+        <w:rPr>
+          <w:lang w:val="pt_PT" w:bidi="pt_PT"/>
+        </w:rPr>
+        <w:t>Jo 7.3–5</w:t>
+      </w:r>
       <w:r>
         <w:rPr>
           <w:lang w:val="pt_PT" w:bidi="pt_PT"/>
         </w:rPr>
         <w:t xml:space="preserve">). Após a ressurreição de Jesus, Tiago tornou-se um crente, presumivelmente após uma aparição pessoal da ressurreição convencê-lo de que Jesus era o Cristo (veja </w:t>
       </w:r>
-      <w:hyperlink r:id="rId29">
-        <w:r>
-          <w:rPr>
-            <w:lang w:val="pt_PT" w:bidi="pt_PT"/>
-          </w:rPr>
-          <w:rPr>
-            <w:color w:val="0000EE"/>
-            <w:u w:val="single"/>
-          </w:rPr>
-          <w:t>1Co 15.7</w:t>
-        </w:r>
-      </w:hyperlink>
+      <w:r>
+        <w:rPr>
+          <w:lang w:val="pt_PT" w:bidi="pt_PT"/>
+        </w:rPr>
+        <w:t>1Co 15.7</w:t>
+      </w:r>
       <w:r>
         <w:rPr>
           <w:lang w:val="pt_PT" w:bidi="pt_PT"/>
         </w:rPr>
         <w:t>). Tiago estava com os outros no cenáculo quando o Espírito foi dado no Pentecostes (</w:t>
       </w:r>
-      <w:hyperlink r:id="rId30">
-        <w:r>
-          <w:rPr>
-            <w:lang w:val="pt_PT" w:bidi="pt_PT"/>
-          </w:rPr>
-          <w:rPr>
-            <w:color w:val="0000EE"/>
-            <w:u w:val="single"/>
-          </w:rPr>
-          <w:t>At 1.14</w:t>
-        </w:r>
-      </w:hyperlink>
+      <w:r>
+        <w:rPr>
+          <w:lang w:val="pt_PT" w:bidi="pt_PT"/>
+        </w:rPr>
+        <w:t>At 1.14</w:t>
+      </w:r>
       <w:r>
         <w:rPr>
           <w:lang w:val="pt_PT" w:bidi="pt_PT"/>
         </w:rPr>
         <w:t xml:space="preserve">; </w:t>
       </w:r>
-      <w:hyperlink r:id="rId31">
-        <w:r>
-          <w:rPr>
-            <w:lang w:val="pt_PT" w:bidi="pt_PT"/>
-          </w:rPr>
-          <w:rPr>
-            <w:color w:val="0000EE"/>
-            <w:u w:val="single"/>
-          </w:rPr>
-          <w:t>2.1–3</w:t>
-        </w:r>
-      </w:hyperlink>
+      <w:r>
+        <w:rPr>
+          <w:lang w:val="pt_PT" w:bidi="pt_PT"/>
+        </w:rPr>
+        <w:t>2.1–3</w:t>
+      </w:r>
       <w:r>
         <w:rPr>
           <w:lang w:val="pt_PT" w:bidi="pt_PT"/>
         </w:rPr>
         <w:t xml:space="preserve">), e ele ascendeu a uma posição de liderança na igreja de Jerusalém (veja </w:t>
       </w:r>
-      <w:hyperlink r:id="rId32">
-        <w:r>
-          <w:rPr>
-            <w:lang w:val="pt_PT" w:bidi="pt_PT"/>
-          </w:rPr>
-          <w:rPr>
-            <w:color w:val="0000EE"/>
-            <w:u w:val="single"/>
-          </w:rPr>
-          <w:t>At 15.13–22</w:t>
-        </w:r>
-      </w:hyperlink>
+      <w:r>
+        <w:rPr>
+          <w:lang w:val="pt_PT" w:bidi="pt_PT"/>
+        </w:rPr>
+        <w:t>At 15.13–22</w:t>
+      </w:r>
       <w:r>
         <w:rPr>
           <w:lang w:val="pt_PT" w:bidi="pt_PT"/>
@@ -725,18 +599,12 @@
         </w:rPr>
         <w:t xml:space="preserve">A carta de Tiago é possivelmente o livro mais antigo do Novo Testamento, escrito após a perseguição sob Herodes Agripa (44 d.C., </w:t>
       </w:r>
-      <w:hyperlink r:id="rId33">
-        <w:r>
-          <w:rPr>
-            <w:lang w:val="pt_PT" w:bidi="pt_PT"/>
-          </w:rPr>
-          <w:rPr>
-            <w:color w:val="0000EE"/>
-            <w:u w:val="single"/>
-          </w:rPr>
-          <w:t>At 12.1–5</w:t>
-        </w:r>
-      </w:hyperlink>
+      <w:r>
+        <w:rPr>
+          <w:lang w:val="pt_PT" w:bidi="pt_PT"/>
+        </w:rPr>
+        <w:t>At 12.1–5</w:t>
+      </w:r>
       <w:r>
         <w:rPr>
           <w:lang w:val="pt_PT" w:bidi="pt_PT"/>
@@ -756,18 +624,12 @@
         </w:rPr>
         <w:t xml:space="preserve"> (“reunião”, </w:t>
       </w:r>
-      <w:hyperlink r:id="rId34">
-        <w:r>
-          <w:rPr>
-            <w:lang w:val="pt_PT" w:bidi="pt_PT"/>
-          </w:rPr>
-          <w:rPr>
-            <w:color w:val="0000EE"/>
-            <w:u w:val="single"/>
-          </w:rPr>
-          <w:t>Tg 2.2</w:t>
-        </w:r>
-      </w:hyperlink>
+      <w:r>
+        <w:rPr>
+          <w:lang w:val="pt_PT" w:bidi="pt_PT"/>
+        </w:rPr>
+        <w:t>Tg 2.2</w:t>
+      </w:r>
       <w:r>
         <w:rPr>
           <w:lang w:val="pt_PT" w:bidi="pt_PT"/>
@@ -787,18 +649,12 @@
         </w:rPr>
         <w:t xml:space="preserve"> (</w:t>
       </w:r>
-      <w:hyperlink r:id="rId35">
-        <w:r>
-          <w:rPr>
-            <w:lang w:val="pt_PT" w:bidi="pt_PT"/>
-          </w:rPr>
-          <w:rPr>
-            <w:color w:val="0000EE"/>
-            <w:u w:val="single"/>
-          </w:rPr>
-          <w:t>5.14</w:t>
-        </w:r>
-      </w:hyperlink>
+      <w:r>
+        <w:rPr>
+          <w:lang w:val="pt_PT" w:bidi="pt_PT"/>
+        </w:rPr>
+        <w:t>5.14</w:t>
+      </w:r>
       <w:r>
         <w:rPr>
           <w:lang w:val="pt_PT" w:bidi="pt_PT"/>
@@ -831,36 +687,24 @@
         </w:rPr>
         <w:t xml:space="preserve"> (</w:t>
       </w:r>
-      <w:hyperlink r:id="rId36">
-        <w:r>
-          <w:rPr>
-            <w:lang w:val="pt_PT" w:bidi="pt_PT"/>
-          </w:rPr>
-          <w:rPr>
-            <w:color w:val="0000EE"/>
-            <w:u w:val="single"/>
-          </w:rPr>
-          <w:t>1.23</w:t>
-        </w:r>
-      </w:hyperlink>
+      <w:r>
+        <w:rPr>
+          <w:lang w:val="pt_PT" w:bidi="pt_PT"/>
+        </w:rPr>
+        <w:t>1.23</w:t>
+      </w:r>
       <w:r>
         <w:rPr>
           <w:lang w:val="pt_PT" w:bidi="pt_PT"/>
         </w:rPr>
         <w:t xml:space="preserve">, </w:t>
       </w:r>
-      <w:hyperlink r:id="rId22">
-        <w:r>
-          <w:rPr>
-            <w:lang w:val="pt_PT" w:bidi="pt_PT"/>
-          </w:rPr>
-          <w:rPr>
-            <w:color w:val="0000EE"/>
-            <w:u w:val="single"/>
-          </w:rPr>
-          <w:t>25</w:t>
-        </w:r>
-      </w:hyperlink>
+      <w:r>
+        <w:rPr>
+          <w:lang w:val="pt_PT" w:bidi="pt_PT"/>
+        </w:rPr>
+        <w:t>25</w:t>
+      </w:r>
       <w:r>
         <w:rPr>
           <w:lang w:val="pt_PT" w:bidi="pt_PT"/>
@@ -881,198 +725,132 @@
         </w:rPr>
         <w:t>Que esta carta foi escrita em Jerusalém é deduzido a partir de informações em Atos e Gálatas sobre a localização de Tiago (</w:t>
       </w:r>
-      <w:hyperlink r:id="rId32">
-        <w:r>
-          <w:rPr>
-            <w:lang w:val="pt_PT" w:bidi="pt_PT"/>
-          </w:rPr>
-          <w:rPr>
-            <w:color w:val="0000EE"/>
-            <w:u w:val="single"/>
-          </w:rPr>
-          <w:t>At 15.13–22</w:t>
-        </w:r>
-      </w:hyperlink>
+      <w:r>
+        <w:rPr>
+          <w:lang w:val="pt_PT" w:bidi="pt_PT"/>
+        </w:rPr>
+        <w:t>At 15.13–22</w:t>
+      </w:r>
       <w:r>
         <w:rPr>
           <w:lang w:val="pt_PT" w:bidi="pt_PT"/>
         </w:rPr>
         <w:t xml:space="preserve">; </w:t>
       </w:r>
-      <w:hyperlink r:id="rId37">
-        <w:r>
-          <w:rPr>
-            <w:lang w:val="pt_PT" w:bidi="pt_PT"/>
-          </w:rPr>
-          <w:rPr>
-            <w:color w:val="0000EE"/>
-            <w:u w:val="single"/>
-          </w:rPr>
-          <w:t>21.18</w:t>
-        </w:r>
-      </w:hyperlink>
+      <w:r>
+        <w:rPr>
+          <w:lang w:val="pt_PT" w:bidi="pt_PT"/>
+        </w:rPr>
+        <w:t>21.18</w:t>
+      </w:r>
       <w:r>
         <w:rPr>
           <w:lang w:val="pt_PT" w:bidi="pt_PT"/>
         </w:rPr>
         <w:t xml:space="preserve">; </w:t>
       </w:r>
-      <w:hyperlink r:id="rId38">
-        <w:r>
-          <w:rPr>
-            <w:lang w:val="pt_PT" w:bidi="pt_PT"/>
-          </w:rPr>
-          <w:rPr>
-            <w:color w:val="0000EE"/>
-            <w:u w:val="single"/>
-          </w:rPr>
-          <w:t>Gl 1.18–19</w:t>
-        </w:r>
-      </w:hyperlink>
+      <w:r>
+        <w:rPr>
+          <w:lang w:val="pt_PT" w:bidi="pt_PT"/>
+        </w:rPr>
+        <w:t>Gl 1.18–19</w:t>
+      </w:r>
       <w:r>
         <w:rPr>
           <w:lang w:val="pt_PT" w:bidi="pt_PT"/>
         </w:rPr>
         <w:t xml:space="preserve">; </w:t>
       </w:r>
-      <w:hyperlink r:id="rId39">
-        <w:r>
-          <w:rPr>
-            <w:lang w:val="pt_PT" w:bidi="pt_PT"/>
-          </w:rPr>
-          <w:rPr>
-            <w:color w:val="0000EE"/>
-            <w:u w:val="single"/>
-          </w:rPr>
-          <w:t>2.9</w:t>
-        </w:r>
-      </w:hyperlink>
+      <w:r>
+        <w:rPr>
+          <w:lang w:val="pt_PT" w:bidi="pt_PT"/>
+        </w:rPr>
+        <w:t>2.9</w:t>
+      </w:r>
       <w:r>
         <w:rPr>
           <w:lang w:val="pt_PT" w:bidi="pt_PT"/>
         </w:rPr>
         <w:t>,</w:t>
       </w:r>
-      <w:hyperlink r:id="rId40">
-        <w:r>
-          <w:rPr>
-            <w:lang w:val="pt_PT" w:bidi="pt_PT"/>
-          </w:rPr>
-          <w:rPr>
-            <w:color w:val="0000EE"/>
-            <w:u w:val="single"/>
-          </w:rPr>
-          <w:t>12</w:t>
-        </w:r>
-      </w:hyperlink>
+      <w:r>
+        <w:rPr>
+          <w:lang w:val="pt_PT" w:bidi="pt_PT"/>
+        </w:rPr>
+        <w:t>12</w:t>
+      </w:r>
       <w:r>
         <w:rPr>
           <w:lang w:val="pt_PT" w:bidi="pt_PT"/>
         </w:rPr>
         <w:t>). O livro contém alusões apropriadas à Palestina, incluindo referências ao calor escaldante (</w:t>
       </w:r>
-      <w:hyperlink r:id="rId41">
-        <w:r>
-          <w:rPr>
-            <w:lang w:val="pt_PT" w:bidi="pt_PT"/>
-          </w:rPr>
-          <w:rPr>
-            <w:color w:val="0000EE"/>
-            <w:u w:val="single"/>
-          </w:rPr>
-          <w:t>1.11</w:t>
-        </w:r>
-      </w:hyperlink>
+      <w:r>
+        <w:rPr>
+          <w:lang w:val="pt_PT" w:bidi="pt_PT"/>
+        </w:rPr>
+        <w:t>1.11</w:t>
+      </w:r>
       <w:r>
         <w:rPr>
           <w:lang w:val="pt_PT" w:bidi="pt_PT"/>
         </w:rPr>
         <w:t>); fontes de água salgada (</w:t>
       </w:r>
-      <w:hyperlink r:id="rId42">
-        <w:r>
-          <w:rPr>
-            <w:lang w:val="pt_PT" w:bidi="pt_PT"/>
-          </w:rPr>
-          <w:rPr>
-            <w:color w:val="0000EE"/>
-            <w:u w:val="single"/>
-          </w:rPr>
-          <w:t>3.11–12</w:t>
-        </w:r>
-      </w:hyperlink>
+      <w:r>
+        <w:rPr>
+          <w:lang w:val="pt_PT" w:bidi="pt_PT"/>
+        </w:rPr>
+        <w:t>3.11–12</w:t>
+      </w:r>
       <w:r>
         <w:rPr>
           <w:lang w:val="pt_PT" w:bidi="pt_PT"/>
         </w:rPr>
         <w:t>); o cultivo de figos, azeitonas e videiras (</w:t>
       </w:r>
-      <w:hyperlink r:id="rId43">
-        <w:r>
-          <w:rPr>
-            <w:lang w:val="pt_PT" w:bidi="pt_PT"/>
-          </w:rPr>
-          <w:rPr>
-            <w:color w:val="0000EE"/>
-            <w:u w:val="single"/>
-          </w:rPr>
-          <w:t>3.12</w:t>
-        </w:r>
-      </w:hyperlink>
+      <w:r>
+        <w:rPr>
+          <w:lang w:val="pt_PT" w:bidi="pt_PT"/>
+        </w:rPr>
+        <w:t>3.12</w:t>
+      </w:r>
       <w:r>
         <w:rPr>
           <w:lang w:val="pt_PT" w:bidi="pt_PT"/>
         </w:rPr>
         <w:t>); o mar (</w:t>
       </w:r>
-      <w:hyperlink r:id="rId44">
-        <w:r>
-          <w:rPr>
-            <w:lang w:val="pt_PT" w:bidi="pt_PT"/>
-          </w:rPr>
-          <w:rPr>
-            <w:color w:val="0000EE"/>
-            <w:u w:val="single"/>
-          </w:rPr>
-          <w:t>1.6</w:t>
-        </w:r>
-      </w:hyperlink>
+      <w:r>
+        <w:rPr>
+          <w:lang w:val="pt_PT" w:bidi="pt_PT"/>
+        </w:rPr>
+        <w:t>1.6</w:t>
+      </w:r>
       <w:r>
         <w:rPr>
           <w:lang w:val="pt_PT" w:bidi="pt_PT"/>
         </w:rPr>
         <w:t xml:space="preserve">; </w:t>
       </w:r>
-      <w:hyperlink r:id="rId45">
-        <w:r>
-          <w:rPr>
-            <w:lang w:val="pt_PT" w:bidi="pt_PT"/>
-          </w:rPr>
-          <w:rPr>
-            <w:color w:val="0000EE"/>
-            <w:u w:val="single"/>
-          </w:rPr>
-          <w:t>3.4</w:t>
-        </w:r>
-      </w:hyperlink>
+      <w:r>
+        <w:rPr>
+          <w:lang w:val="pt_PT" w:bidi="pt_PT"/>
+        </w:rPr>
+        <w:t>3.4</w:t>
+      </w:r>
       <w:r>
         <w:rPr>
           <w:lang w:val="pt_PT" w:bidi="pt_PT"/>
         </w:rPr>
         <w:t>); e as chuvas do início e do fim (</w:t>
       </w:r>
-      <w:hyperlink r:id="rId46">
-        <w:r>
-          <w:rPr>
-            <w:lang w:val="pt_PT" w:bidi="pt_PT"/>
-          </w:rPr>
-          <w:rPr>
-            <w:color w:val="0000EE"/>
-            <w:u w:val="single"/>
-          </w:rPr>
-          <w:t>5.7</w:t>
-        </w:r>
-      </w:hyperlink>
+      <w:r>
+        <w:rPr>
+          <w:lang w:val="pt_PT" w:bidi="pt_PT"/>
+        </w:rPr>
+        <w:t>5.7</w:t>
+      </w:r>
       <w:r>
         <w:rPr>
           <w:lang w:val="pt_PT" w:bidi="pt_PT"/>
@@ -1104,18 +882,12 @@
         </w:rPr>
         <w:t xml:space="preserve">A carta de Tiago é escrita em bom grego Koiné, o grego comum do mundo greco-romano. Reflete as influências helenísticas na Galileia e na Palestina, bem como a aculturação dos leitores judeus na Diáspora. Tiago escreve com precisão gramatical, possui um amplo vocabulário e tem uma sensibilidade elegante para os ritmos e sons das palavras. Há claras alusões à tradução grega do Antigo Testamento (e.g., </w:t>
       </w:r>
-      <w:hyperlink r:id="rId47">
-        <w:r>
-          <w:rPr>
-            <w:lang w:val="pt_PT" w:bidi="pt_PT"/>
-          </w:rPr>
-          <w:rPr>
-            <w:color w:val="0000EE"/>
-            <w:u w:val="single"/>
-          </w:rPr>
-          <w:t>4.6</w:t>
-        </w:r>
-      </w:hyperlink>
+      <w:r>
+        <w:rPr>
+          <w:lang w:val="pt_PT" w:bidi="pt_PT"/>
+        </w:rPr>
+        <w:t>4.6</w:t>
+      </w:r>
       <w:r>
         <w:rPr>
           <w:lang w:val="pt_PT" w:bidi="pt_PT"/>
@@ -1136,306 +908,204 @@
         </w:rPr>
         <w:t>Tiago utiliza muitos recursos oratórios, como apelos fraternais (</w:t>
       </w:r>
-      <w:hyperlink r:id="rId48">
-        <w:r>
-          <w:rPr>
-            <w:lang w:val="pt_PT" w:bidi="pt_PT"/>
-          </w:rPr>
-          <w:rPr>
-            <w:color w:val="0000EE"/>
-            <w:u w:val="single"/>
-          </w:rPr>
-          <w:t>1.2</w:t>
-        </w:r>
-      </w:hyperlink>
+      <w:r>
+        <w:rPr>
+          <w:lang w:val="pt_PT" w:bidi="pt_PT"/>
+        </w:rPr>
+        <w:t>1.2</w:t>
+      </w:r>
       <w:r>
         <w:rPr>
           <w:lang w:val="pt_PT" w:bidi="pt_PT"/>
         </w:rPr>
         <w:t xml:space="preserve">; </w:t>
       </w:r>
-      <w:hyperlink r:id="rId49">
-        <w:r>
-          <w:rPr>
-            <w:lang w:val="pt_PT" w:bidi="pt_PT"/>
-          </w:rPr>
-          <w:rPr>
-            <w:color w:val="0000EE"/>
-            <w:u w:val="single"/>
-          </w:rPr>
-          <w:t>2.1</w:t>
-        </w:r>
-      </w:hyperlink>
+      <w:r>
+        <w:rPr>
+          <w:lang w:val="pt_PT" w:bidi="pt_PT"/>
+        </w:rPr>
+        <w:t>2.1</w:t>
+      </w:r>
       <w:r>
         <w:rPr>
           <w:lang w:val="pt_PT" w:bidi="pt_PT"/>
         </w:rPr>
         <w:t xml:space="preserve">; </w:t>
       </w:r>
-      <w:hyperlink r:id="rId50">
-        <w:r>
-          <w:rPr>
-            <w:lang w:val="pt_PT" w:bidi="pt_PT"/>
-          </w:rPr>
-          <w:rPr>
-            <w:color w:val="0000EE"/>
-            <w:u w:val="single"/>
-          </w:rPr>
-          <w:t>3.1</w:t>
-        </w:r>
-      </w:hyperlink>
+      <w:r>
+        <w:rPr>
+          <w:lang w:val="pt_PT" w:bidi="pt_PT"/>
+        </w:rPr>
+        <w:t>3.1</w:t>
+      </w:r>
       <w:r>
         <w:rPr>
           <w:lang w:val="pt_PT" w:bidi="pt_PT"/>
         </w:rPr>
         <w:t xml:space="preserve">; </w:t>
       </w:r>
-      <w:hyperlink r:id="rId51">
-        <w:r>
-          <w:rPr>
-            <w:lang w:val="pt_PT" w:bidi="pt_PT"/>
-          </w:rPr>
-          <w:rPr>
-            <w:color w:val="0000EE"/>
-            <w:u w:val="single"/>
-          </w:rPr>
-          <w:t>4.11</w:t>
-        </w:r>
-      </w:hyperlink>
+      <w:r>
+        <w:rPr>
+          <w:lang w:val="pt_PT" w:bidi="pt_PT"/>
+        </w:rPr>
+        <w:t>4.11</w:t>
+      </w:r>
       <w:r>
         <w:rPr>
           <w:lang w:val="pt_PT" w:bidi="pt_PT"/>
         </w:rPr>
         <w:t>), perguntas retóricas (</w:t>
       </w:r>
-      <w:hyperlink r:id="rId52">
-        <w:r>
-          <w:rPr>
-            <w:lang w:val="pt_PT" w:bidi="pt_PT"/>
-          </w:rPr>
-          <w:rPr>
-            <w:color w:val="0000EE"/>
-            <w:u w:val="single"/>
-          </w:rPr>
-          <w:t>2.5</w:t>
-        </w:r>
-      </w:hyperlink>
+      <w:r>
+        <w:rPr>
+          <w:lang w:val="pt_PT" w:bidi="pt_PT"/>
+        </w:rPr>
+        <w:t>2.5</w:t>
+      </w:r>
       <w:r>
         <w:rPr>
           <w:lang w:val="pt_PT" w:bidi="pt_PT"/>
         </w:rPr>
         <w:t xml:space="preserve">; </w:t>
       </w:r>
-      <w:hyperlink r:id="rId42">
-        <w:r>
-          <w:rPr>
-            <w:lang w:val="pt_PT" w:bidi="pt_PT"/>
-          </w:rPr>
-          <w:rPr>
-            <w:color w:val="0000EE"/>
-            <w:u w:val="single"/>
-          </w:rPr>
-          <w:t>3.11–12</w:t>
-        </w:r>
-      </w:hyperlink>
+      <w:r>
+        <w:rPr>
+          <w:lang w:val="pt_PT" w:bidi="pt_PT"/>
+        </w:rPr>
+        <w:t>3.11–12</w:t>
+      </w:r>
       <w:r>
         <w:rPr>
           <w:lang w:val="pt_PT" w:bidi="pt_PT"/>
         </w:rPr>
         <w:t xml:space="preserve">; </w:t>
       </w:r>
-      <w:hyperlink r:id="rId53">
-        <w:r>
-          <w:rPr>
-            <w:lang w:val="pt_PT" w:bidi="pt_PT"/>
-          </w:rPr>
-          <w:rPr>
-            <w:color w:val="0000EE"/>
-            <w:u w:val="single"/>
-          </w:rPr>
-          <w:t>4.1</w:t>
-        </w:r>
-      </w:hyperlink>
+      <w:r>
+        <w:rPr>
+          <w:lang w:val="pt_PT" w:bidi="pt_PT"/>
+        </w:rPr>
+        <w:t>4.1</w:t>
+      </w:r>
       <w:r>
         <w:rPr>
           <w:lang w:val="pt_PT" w:bidi="pt_PT"/>
         </w:rPr>
         <w:t>), exortações imperativas (</w:t>
       </w:r>
-      <w:hyperlink r:id="rId54">
-        <w:r>
-          <w:rPr>
-            <w:lang w:val="pt_PT" w:bidi="pt_PT"/>
-          </w:rPr>
-          <w:rPr>
-            <w:color w:val="0000EE"/>
-            <w:u w:val="single"/>
-          </w:rPr>
-          <w:t>1.16</w:t>
-        </w:r>
-      </w:hyperlink>
+      <w:r>
+        <w:rPr>
+          <w:lang w:val="pt_PT" w:bidi="pt_PT"/>
+        </w:rPr>
+        <w:t>1.16</w:t>
+      </w:r>
       <w:r>
         <w:rPr>
           <w:lang w:val="pt_PT" w:bidi="pt_PT"/>
         </w:rPr>
         <w:t xml:space="preserve">; </w:t>
       </w:r>
-      <w:hyperlink r:id="rId50">
-        <w:r>
-          <w:rPr>
-            <w:lang w:val="pt_PT" w:bidi="pt_PT"/>
-          </w:rPr>
-          <w:rPr>
-            <w:color w:val="0000EE"/>
-            <w:u w:val="single"/>
-          </w:rPr>
-          <w:t>3.1</w:t>
-        </w:r>
-      </w:hyperlink>
+      <w:r>
+        <w:rPr>
+          <w:lang w:val="pt_PT" w:bidi="pt_PT"/>
+        </w:rPr>
+        <w:t>3.1</w:t>
+      </w:r>
       <w:r>
         <w:rPr>
           <w:lang w:val="pt_PT" w:bidi="pt_PT"/>
         </w:rPr>
         <w:t xml:space="preserve">; </w:t>
       </w:r>
-      <w:hyperlink r:id="rId55">
-        <w:r>
-          <w:rPr>
-            <w:lang w:val="pt_PT" w:bidi="pt_PT"/>
-          </w:rPr>
-          <w:rPr>
-            <w:color w:val="0000EE"/>
-            <w:u w:val="single"/>
-          </w:rPr>
-          <w:t>5.16</w:t>
-        </w:r>
-      </w:hyperlink>
+      <w:r>
+        <w:rPr>
+          <w:lang w:val="pt_PT" w:bidi="pt_PT"/>
+        </w:rPr>
+        <w:t>5.16</w:t>
+      </w:r>
       <w:r>
         <w:rPr>
           <w:lang w:val="pt_PT" w:bidi="pt_PT"/>
         </w:rPr>
         <w:t>), metáforas e ilustrações (</w:t>
       </w:r>
-      <w:hyperlink r:id="rId56">
-        <w:r>
-          <w:rPr>
-            <w:lang w:val="pt_PT" w:bidi="pt_PT"/>
-          </w:rPr>
-          <w:rPr>
-            <w:color w:val="0000EE"/>
-            <w:u w:val="single"/>
-          </w:rPr>
-          <w:t>2.26</w:t>
-        </w:r>
-      </w:hyperlink>
+      <w:r>
+        <w:rPr>
+          <w:lang w:val="pt_PT" w:bidi="pt_PT"/>
+        </w:rPr>
+        <w:t>2.26</w:t>
+      </w:r>
       <w:r>
         <w:rPr>
           <w:lang w:val="pt_PT" w:bidi="pt_PT"/>
         </w:rPr>
         <w:t xml:space="preserve">; </w:t>
       </w:r>
-      <w:hyperlink r:id="rId57">
-        <w:r>
-          <w:rPr>
-            <w:lang w:val="pt_PT" w:bidi="pt_PT"/>
-          </w:rPr>
-          <w:rPr>
-            <w:color w:val="0000EE"/>
-            <w:u w:val="single"/>
-          </w:rPr>
-          <w:t>3.3–5</w:t>
-        </w:r>
-      </w:hyperlink>
+      <w:r>
+        <w:rPr>
+          <w:lang w:val="pt_PT" w:bidi="pt_PT"/>
+        </w:rPr>
+        <w:t>3.3–5</w:t>
+      </w:r>
       <w:r>
         <w:rPr>
           <w:lang w:val="pt_PT" w:bidi="pt_PT"/>
         </w:rPr>
         <w:t xml:space="preserve">; </w:t>
       </w:r>
-      <w:hyperlink r:id="rId58">
-        <w:r>
-          <w:rPr>
-            <w:lang w:val="pt_PT" w:bidi="pt_PT"/>
-          </w:rPr>
-          <w:rPr>
-            <w:color w:val="0000EE"/>
-            <w:u w:val="single"/>
-          </w:rPr>
-          <w:t>4.14</w:t>
-        </w:r>
-      </w:hyperlink>
+      <w:r>
+        <w:rPr>
+          <w:lang w:val="pt_PT" w:bidi="pt_PT"/>
+        </w:rPr>
+        <w:t>4.14</w:t>
+      </w:r>
       <w:r>
         <w:rPr>
           <w:lang w:val="pt_PT" w:bidi="pt_PT"/>
         </w:rPr>
         <w:t>), e aforismos que resumem parágrafos (</w:t>
       </w:r>
-      <w:hyperlink r:id="rId59">
-        <w:r>
-          <w:rPr>
-            <w:lang w:val="pt_PT" w:bidi="pt_PT"/>
-          </w:rPr>
-          <w:rPr>
-            <w:color w:val="0000EE"/>
-            <w:u w:val="single"/>
-          </w:rPr>
-          <w:t>2.13</w:t>
-        </w:r>
-      </w:hyperlink>
+      <w:r>
+        <w:rPr>
+          <w:lang w:val="pt_PT" w:bidi="pt_PT"/>
+        </w:rPr>
+        <w:t>2.13</w:t>
+      </w:r>
       <w:r>
         <w:rPr>
           <w:lang w:val="pt_PT" w:bidi="pt_PT"/>
         </w:rPr>
         <w:t>,</w:t>
       </w:r>
-      <w:hyperlink r:id="rId60">
-        <w:r>
-          <w:rPr>
-            <w:lang w:val="pt_PT" w:bidi="pt_PT"/>
-          </w:rPr>
-          <w:rPr>
-            <w:color w:val="0000EE"/>
-            <w:u w:val="single"/>
-          </w:rPr>
-          <w:t>17</w:t>
-        </w:r>
-      </w:hyperlink>
+      <w:r>
+        <w:rPr>
+          <w:lang w:val="pt_PT" w:bidi="pt_PT"/>
+        </w:rPr>
+        <w:t>17</w:t>
+      </w:r>
       <w:r>
         <w:rPr>
           <w:lang w:val="pt_PT" w:bidi="pt_PT"/>
         </w:rPr>
         <w:t xml:space="preserve">; </w:t>
       </w:r>
-      <w:hyperlink r:id="rId61">
-        <w:r>
-          <w:rPr>
-            <w:lang w:val="pt_PT" w:bidi="pt_PT"/>
-          </w:rPr>
-          <w:rPr>
-            <w:color w:val="0000EE"/>
-            <w:u w:val="single"/>
-          </w:rPr>
-          <w:t>3.18</w:t>
-        </w:r>
-      </w:hyperlink>
+      <w:r>
+        <w:rPr>
+          <w:lang w:val="pt_PT" w:bidi="pt_PT"/>
+        </w:rPr>
+        <w:t>3.18</w:t>
+      </w:r>
       <w:r>
         <w:rPr>
           <w:lang w:val="pt_PT" w:bidi="pt_PT"/>
         </w:rPr>
         <w:t xml:space="preserve">; </w:t>
       </w:r>
-      <w:hyperlink r:id="rId62">
-        <w:r>
-          <w:rPr>
-            <w:lang w:val="pt_PT" w:bidi="pt_PT"/>
-          </w:rPr>
-          <w:rPr>
-            <w:color w:val="0000EE"/>
-            <w:u w:val="single"/>
-          </w:rPr>
-          <w:t>4.17</w:t>
-        </w:r>
-      </w:hyperlink>
+      <w:r>
+        <w:rPr>
+          <w:lang w:val="pt_PT" w:bidi="pt_PT"/>
+        </w:rPr>
+        <w:t>4.17</w:t>
+      </w:r>
       <w:r>
         <w:rPr>
           <w:lang w:val="pt_PT" w:bidi="pt_PT"/>
@@ -1467,144 +1137,96 @@
         </w:rPr>
         <w:t>A principal preocupação de Tiago é que seus leitores mantenham uma fé e lealdade inabaláveis a Deus (</w:t>
       </w:r>
-      <w:hyperlink r:id="rId44">
-        <w:r>
-          <w:rPr>
-            <w:lang w:val="pt_PT" w:bidi="pt_PT"/>
-          </w:rPr>
-          <w:rPr>
-            <w:color w:val="0000EE"/>
-            <w:u w:val="single"/>
-          </w:rPr>
-          <w:t>Tg 1.6</w:t>
-        </w:r>
-      </w:hyperlink>
+      <w:r>
+        <w:rPr>
+          <w:lang w:val="pt_PT" w:bidi="pt_PT"/>
+        </w:rPr>
+        <w:t>Tg 1.6</w:t>
+      </w:r>
       <w:r>
         <w:rPr>
           <w:lang w:val="pt_PT" w:bidi="pt_PT"/>
         </w:rPr>
         <w:t>). Tiago recomenda paciência e perseverança (</w:t>
       </w:r>
-      <w:hyperlink r:id="rId63">
-        <w:r>
-          <w:rPr>
-            <w:lang w:val="pt_PT" w:bidi="pt_PT"/>
-          </w:rPr>
-          <w:rPr>
-            <w:color w:val="0000EE"/>
-            <w:u w:val="single"/>
-          </w:rPr>
-          <w:t>1.3</w:t>
-        </w:r>
-      </w:hyperlink>
+      <w:r>
+        <w:rPr>
+          <w:lang w:val="pt_PT" w:bidi="pt_PT"/>
+        </w:rPr>
+        <w:t>1.3</w:t>
+      </w:r>
       <w:r>
         <w:rPr>
           <w:lang w:val="pt_PT" w:bidi="pt_PT"/>
         </w:rPr>
         <w:t>), submissão a Deus (</w:t>
       </w:r>
-      <w:hyperlink r:id="rId64">
-        <w:r>
-          <w:rPr>
-            <w:lang w:val="pt_PT" w:bidi="pt_PT"/>
-          </w:rPr>
-          <w:rPr>
-            <w:color w:val="0000EE"/>
-            <w:u w:val="single"/>
-          </w:rPr>
-          <w:t>4.7</w:t>
-        </w:r>
-      </w:hyperlink>
+      <w:r>
+        <w:rPr>
+          <w:lang w:val="pt_PT" w:bidi="pt_PT"/>
+        </w:rPr>
+        <w:t>4.7</w:t>
+      </w:r>
       <w:r>
         <w:rPr>
           <w:lang w:val="pt_PT" w:bidi="pt_PT"/>
         </w:rPr>
         <w:t>) e participação nos ministérios da igreja (</w:t>
       </w:r>
-      <w:hyperlink r:id="rId65">
-        <w:r>
-          <w:rPr>
-            <w:lang w:val="pt_PT" w:bidi="pt_PT"/>
-          </w:rPr>
-          <w:rPr>
-            <w:color w:val="0000EE"/>
-            <w:u w:val="single"/>
-          </w:rPr>
-          <w:t>5.13–20</w:t>
-        </w:r>
-      </w:hyperlink>
+      <w:r>
+        <w:rPr>
+          <w:lang w:val="pt_PT" w:bidi="pt_PT"/>
+        </w:rPr>
+        <w:t>5.13–20</w:t>
+      </w:r>
       <w:r>
         <w:rPr>
           <w:lang w:val="pt_PT" w:bidi="pt_PT"/>
         </w:rPr>
         <w:t>). Isso resultará em perfeição (</w:t>
       </w:r>
-      <w:hyperlink r:id="rId66">
-        <w:r>
-          <w:rPr>
-            <w:lang w:val="pt_PT" w:bidi="pt_PT"/>
-          </w:rPr>
-          <w:rPr>
-            <w:color w:val="0000EE"/>
-            <w:u w:val="single"/>
-          </w:rPr>
-          <w:t>1.4</w:t>
-        </w:r>
-      </w:hyperlink>
+      <w:r>
+        <w:rPr>
+          <w:lang w:val="pt_PT" w:bidi="pt_PT"/>
+        </w:rPr>
+        <w:t>1.4</w:t>
+      </w:r>
       <w:r>
         <w:rPr>
           <w:lang w:val="pt_PT" w:bidi="pt_PT"/>
         </w:rPr>
         <w:t>), honra (</w:t>
       </w:r>
-      <w:hyperlink r:id="rId67">
-        <w:r>
-          <w:rPr>
-            <w:lang w:val="pt_PT" w:bidi="pt_PT"/>
-          </w:rPr>
-          <w:rPr>
-            <w:color w:val="0000EE"/>
-            <w:u w:val="single"/>
-          </w:rPr>
-          <w:t>4.10</w:t>
-        </w:r>
-      </w:hyperlink>
+      <w:r>
+        <w:rPr>
+          <w:lang w:val="pt_PT" w:bidi="pt_PT"/>
+        </w:rPr>
+        <w:t>4.10</w:t>
+      </w:r>
       <w:r>
         <w:rPr>
           <w:lang w:val="pt_PT" w:bidi="pt_PT"/>
         </w:rPr>
         <w:t>) e uma vida gloriosa (</w:t>
       </w:r>
-      <w:hyperlink r:id="rId68">
-        <w:r>
-          <w:rPr>
-            <w:lang w:val="pt_PT" w:bidi="pt_PT"/>
-          </w:rPr>
-          <w:rPr>
-            <w:color w:val="0000EE"/>
-            <w:u w:val="single"/>
-          </w:rPr>
-          <w:t>1.12</w:t>
-        </w:r>
-      </w:hyperlink>
+      <w:r>
+        <w:rPr>
+          <w:lang w:val="pt_PT" w:bidi="pt_PT"/>
+        </w:rPr>
+        <w:t>1.12</w:t>
+      </w:r>
       <w:r>
         <w:rPr>
           <w:lang w:val="pt_PT" w:bidi="pt_PT"/>
         </w:rPr>
         <w:t>) na vinda de Jesus Cristo (</w:t>
       </w:r>
-      <w:hyperlink r:id="rId69">
-        <w:r>
-          <w:rPr>
-            <w:lang w:val="pt_PT" w:bidi="pt_PT"/>
-          </w:rPr>
-          <w:rPr>
-            <w:color w:val="0000EE"/>
-            <w:u w:val="single"/>
-          </w:rPr>
-          <w:t>5.8</w:t>
-        </w:r>
-      </w:hyperlink>
+      <w:r>
+        <w:rPr>
+          <w:lang w:val="pt_PT" w:bidi="pt_PT"/>
+        </w:rPr>
+        <w:t>5.8</w:t>
+      </w:r>
       <w:r>
         <w:rPr>
           <w:lang w:val="pt_PT" w:bidi="pt_PT"/>
@@ -1625,90 +1247,60 @@
         </w:rPr>
         <w:t>A Lei. Tiago manteve o devido respeito pela lei de Moisés e pelas tradições judaicas, como as cerimônias de purificação realizadas após um voto (</w:t>
       </w:r>
-      <w:hyperlink r:id="rId70">
-        <w:r>
-          <w:rPr>
-            <w:lang w:val="pt_PT" w:bidi="pt_PT"/>
-          </w:rPr>
-          <w:rPr>
-            <w:color w:val="0000EE"/>
-            <w:u w:val="single"/>
-          </w:rPr>
-          <w:t>At 21.18–25</w:t>
-        </w:r>
-      </w:hyperlink>
+      <w:r>
+        <w:rPr>
+          <w:lang w:val="pt_PT" w:bidi="pt_PT"/>
+        </w:rPr>
+        <w:t>At 21.18–25</w:t>
+      </w:r>
       <w:r>
         <w:rPr>
           <w:lang w:val="pt_PT" w:bidi="pt_PT"/>
         </w:rPr>
         <w:t>). Tiago também expressou uma compreensão simpática da missão gentia ao concluir que os gentios poderiam ser reconhecidos como cristãos sem primeiro se tornarem prosélitos do judaísmo. Ao fazer isso, ele aludiu à aliança de Deus com Noé (</w:t>
       </w:r>
-      <w:hyperlink r:id="rId71">
-        <w:r>
-          <w:rPr>
-            <w:lang w:val="pt_PT" w:bidi="pt_PT"/>
-          </w:rPr>
-          <w:rPr>
-            <w:color w:val="0000EE"/>
-            <w:u w:val="single"/>
-          </w:rPr>
-          <w:t>At 15.19–22</w:t>
-        </w:r>
-      </w:hyperlink>
+      <w:r>
+        <w:rPr>
+          <w:lang w:val="pt_PT" w:bidi="pt_PT"/>
+        </w:rPr>
+        <w:t>At 15.19–22</w:t>
+      </w:r>
       <w:r>
         <w:rPr>
           <w:lang w:val="pt_PT" w:bidi="pt_PT"/>
         </w:rPr>
         <w:t xml:space="preserve">; veja </w:t>
       </w:r>
-      <w:hyperlink r:id="rId72">
-        <w:r>
-          <w:rPr>
-            <w:lang w:val="pt_PT" w:bidi="pt_PT"/>
-          </w:rPr>
-          <w:rPr>
-            <w:color w:val="0000EE"/>
-            <w:u w:val="single"/>
-          </w:rPr>
-          <w:t>Gn 9.1–17</w:t>
-        </w:r>
-      </w:hyperlink>
+      <w:r>
+        <w:rPr>
+          <w:lang w:val="pt_PT" w:bidi="pt_PT"/>
+        </w:rPr>
+        <w:t>Gn 9.1–17</w:t>
+      </w:r>
       <w:r>
         <w:rPr>
           <w:lang w:val="pt_PT" w:bidi="pt_PT"/>
         </w:rPr>
         <w:t>). Em sua carta, encontramos Tiago tanto defendendo a lei (</w:t>
       </w:r>
-      <w:hyperlink r:id="rId22">
-        <w:r>
-          <w:rPr>
-            <w:lang w:val="pt_PT" w:bidi="pt_PT"/>
-          </w:rPr>
-          <w:rPr>
-            <w:color w:val="0000EE"/>
-            <w:u w:val="single"/>
-          </w:rPr>
-          <w:t>Tg 1.25</w:t>
-        </w:r>
-      </w:hyperlink>
+      <w:r>
+        <w:rPr>
+          <w:lang w:val="pt_PT" w:bidi="pt_PT"/>
+        </w:rPr>
+        <w:t>Tg 1.25</w:t>
+      </w:r>
       <w:r>
         <w:rPr>
           <w:lang w:val="pt_PT" w:bidi="pt_PT"/>
         </w:rPr>
         <w:t>) quanto ao mesmo tempo insinuando sua reinterpretação através de Jesus, o Messias (</w:t>
       </w:r>
-      <w:hyperlink r:id="rId73">
-        <w:r>
-          <w:rPr>
-            <w:lang w:val="pt_PT" w:bidi="pt_PT"/>
-          </w:rPr>
-          <w:rPr>
-            <w:color w:val="0000EE"/>
-            <w:u w:val="single"/>
-          </w:rPr>
-          <w:t>2.8–11</w:t>
-        </w:r>
-      </w:hyperlink>
+      <w:r>
+        <w:rPr>
+          <w:lang w:val="pt_PT" w:bidi="pt_PT"/>
+        </w:rPr>
+        <w:t>2.8–11</w:t>
+      </w:r>
       <w:r>
         <w:rPr>
           <w:lang w:val="pt_PT" w:bidi="pt_PT"/>
@@ -1729,144 +1321,96 @@
         </w:rPr>
         <w:t xml:space="preserve">Judaísmo. Tiago utiliza os símbolos do judaísmo com pouca crítica e emprega os principais marcadores de identidade do judaísmo sem redefini-los (em contraste com </w:t>
       </w:r>
-      <w:hyperlink r:id="rId74">
-        <w:r>
-          <w:rPr>
-            <w:lang w:val="pt_PT" w:bidi="pt_PT"/>
-          </w:rPr>
-          <w:rPr>
-            <w:color w:val="0000EE"/>
-            <w:u w:val="single"/>
-          </w:rPr>
-          <w:t>Rm 2.29</w:t>
-        </w:r>
-      </w:hyperlink>
+      <w:r>
+        <w:rPr>
+          <w:lang w:val="pt_PT" w:bidi="pt_PT"/>
+        </w:rPr>
+        <w:t>Rm 2.29</w:t>
+      </w:r>
       <w:r>
         <w:rPr>
           <w:lang w:val="pt_PT" w:bidi="pt_PT"/>
         </w:rPr>
         <w:t>). Tiago se dirige aos leitores como as “doze tribos” (</w:t>
       </w:r>
-      <w:hyperlink r:id="rId13">
-        <w:r>
-          <w:rPr>
-            <w:lang w:val="pt_PT" w:bidi="pt_PT"/>
-          </w:rPr>
-          <w:rPr>
-            <w:color w:val="0000EE"/>
-            <w:u w:val="single"/>
-          </w:rPr>
-          <w:t>1.1</w:t>
-        </w:r>
-      </w:hyperlink>
+      <w:r>
+        <w:rPr>
+          <w:lang w:val="pt_PT" w:bidi="pt_PT"/>
+        </w:rPr>
+        <w:t>1.1</w:t>
+      </w:r>
       <w:r>
         <w:rPr>
           <w:lang w:val="pt_PT" w:bidi="pt_PT"/>
         </w:rPr>
         <w:t>) e identifica a reunião da igreja deles como uma sinagoga (</w:t>
       </w:r>
-      <w:hyperlink r:id="rId34">
-        <w:r>
-          <w:rPr>
-            <w:lang w:val="pt_PT" w:bidi="pt_PT"/>
-          </w:rPr>
-          <w:rPr>
-            <w:color w:val="0000EE"/>
-            <w:u w:val="single"/>
-          </w:rPr>
-          <w:t>2.2</w:t>
-        </w:r>
-      </w:hyperlink>
+      <w:r>
+        <w:rPr>
+          <w:lang w:val="pt_PT" w:bidi="pt_PT"/>
+        </w:rPr>
+        <w:t>2.2</w:t>
+      </w:r>
       <w:r>
         <w:rPr>
           <w:lang w:val="pt_PT" w:bidi="pt_PT"/>
         </w:rPr>
         <w:t>) com anciãos (</w:t>
       </w:r>
-      <w:hyperlink r:id="rId35">
-        <w:r>
-          <w:rPr>
-            <w:lang w:val="pt_PT" w:bidi="pt_PT"/>
-          </w:rPr>
-          <w:rPr>
-            <w:color w:val="0000EE"/>
-            <w:u w:val="single"/>
-          </w:rPr>
-          <w:t>5.14</w:t>
-        </w:r>
-      </w:hyperlink>
+      <w:r>
+        <w:rPr>
+          <w:lang w:val="pt_PT" w:bidi="pt_PT"/>
+        </w:rPr>
+        <w:t>5.14</w:t>
+      </w:r>
       <w:r>
         <w:rPr>
           <w:lang w:val="pt_PT" w:bidi="pt_PT"/>
         </w:rPr>
         <w:t>) e mestres (</w:t>
       </w:r>
-      <w:hyperlink r:id="rId50">
-        <w:r>
-          <w:rPr>
-            <w:lang w:val="pt_PT" w:bidi="pt_PT"/>
-          </w:rPr>
-          <w:rPr>
-            <w:color w:val="0000EE"/>
-            <w:u w:val="single"/>
-          </w:rPr>
-          <w:t>3.1</w:t>
-        </w:r>
-      </w:hyperlink>
+      <w:r>
+        <w:rPr>
+          <w:lang w:val="pt_PT" w:bidi="pt_PT"/>
+        </w:rPr>
+        <w:t>3.1</w:t>
+      </w:r>
       <w:r>
         <w:rPr>
           <w:lang w:val="pt_PT" w:bidi="pt_PT"/>
         </w:rPr>
         <w:t>). Ele se refere à lei de Moisés repetidamente (</w:t>
       </w:r>
-      <w:hyperlink r:id="rId22">
-        <w:r>
-          <w:rPr>
-            <w:lang w:val="pt_PT" w:bidi="pt_PT"/>
-          </w:rPr>
-          <w:rPr>
-            <w:color w:val="0000EE"/>
-            <w:u w:val="single"/>
-          </w:rPr>
-          <w:t>1.25</w:t>
-        </w:r>
-      </w:hyperlink>
+      <w:r>
+        <w:rPr>
+          <w:lang w:val="pt_PT" w:bidi="pt_PT"/>
+        </w:rPr>
+        <w:t>1.25</w:t>
+      </w:r>
       <w:r>
         <w:rPr>
           <w:lang w:val="pt_PT" w:bidi="pt_PT"/>
         </w:rPr>
         <w:t xml:space="preserve">; </w:t>
       </w:r>
-      <w:hyperlink r:id="rId75">
-        <w:r>
-          <w:rPr>
-            <w:lang w:val="pt_PT" w:bidi="pt_PT"/>
-          </w:rPr>
-          <w:rPr>
-            <w:color w:val="0000EE"/>
-            <w:u w:val="single"/>
-          </w:rPr>
-          <w:t>2.8–12</w:t>
-        </w:r>
-      </w:hyperlink>
+      <w:r>
+        <w:rPr>
+          <w:lang w:val="pt_PT" w:bidi="pt_PT"/>
+        </w:rPr>
+        <w:t>2.8–12</w:t>
+      </w:r>
       <w:r>
         <w:rPr>
           <w:lang w:val="pt_PT" w:bidi="pt_PT"/>
         </w:rPr>
         <w:t xml:space="preserve">; </w:t>
       </w:r>
-      <w:hyperlink r:id="rId51">
-        <w:r>
-          <w:rPr>
-            <w:lang w:val="pt_PT" w:bidi="pt_PT"/>
-          </w:rPr>
-          <w:rPr>
-            <w:color w:val="0000EE"/>
-            <w:u w:val="single"/>
-          </w:rPr>
-          <w:t>4.11</w:t>
-        </w:r>
-      </w:hyperlink>
+      <w:r>
+        <w:rPr>
+          <w:lang w:val="pt_PT" w:bidi="pt_PT"/>
+        </w:rPr>
+        <w:t>4.11</w:t>
+      </w:r>
       <w:r>
         <w:rPr>
           <w:lang w:val="pt_PT" w:bidi="pt_PT"/>
@@ -1886,216 +1430,144 @@
         </w:rPr>
         <w:t xml:space="preserve">, </w:t>
       </w:r>
-      <w:hyperlink r:id="rId76">
-        <w:r>
-          <w:rPr>
-            <w:lang w:val="pt_PT" w:bidi="pt_PT"/>
-          </w:rPr>
-          <w:rPr>
-            <w:color w:val="0000EE"/>
-            <w:u w:val="single"/>
-          </w:rPr>
-          <w:t>2.19</w:t>
-        </w:r>
-      </w:hyperlink>
+      <w:r>
+        <w:rPr>
+          <w:lang w:val="pt_PT" w:bidi="pt_PT"/>
+        </w:rPr>
+        <w:t>2.19</w:t>
+      </w:r>
       <w:r>
         <w:rPr>
           <w:lang w:val="pt_PT" w:bidi="pt_PT"/>
         </w:rPr>
         <w:t>), e nomeia Deus como “o Senhor dos Exércitos do céu” (</w:t>
       </w:r>
-      <w:hyperlink r:id="rId77">
-        <w:r>
-          <w:rPr>
-            <w:lang w:val="pt_PT" w:bidi="pt_PT"/>
-          </w:rPr>
-          <w:rPr>
-            <w:color w:val="0000EE"/>
-            <w:u w:val="single"/>
-          </w:rPr>
-          <w:t>5.4</w:t>
-        </w:r>
-      </w:hyperlink>
+      <w:r>
+        <w:rPr>
+          <w:lang w:val="pt_PT" w:bidi="pt_PT"/>
+        </w:rPr>
+        <w:t>5.4</w:t>
+      </w:r>
       <w:r>
         <w:rPr>
           <w:lang w:val="pt_PT" w:bidi="pt_PT"/>
         </w:rPr>
         <w:t>), um título comum do Antigo Testamento para Deus. Tiago também utiliza os elementos literários da literatura de sabedoria do Antigo Testamento (</w:t>
       </w:r>
-      <w:hyperlink r:id="rId78">
-        <w:r>
-          <w:rPr>
-            <w:lang w:val="pt_PT" w:bidi="pt_PT"/>
-          </w:rPr>
-          <w:rPr>
-            <w:color w:val="0000EE"/>
-            <w:u w:val="single"/>
-          </w:rPr>
-          <w:t>1.5</w:t>
-        </w:r>
-      </w:hyperlink>
+      <w:r>
+        <w:rPr>
+          <w:lang w:val="pt_PT" w:bidi="pt_PT"/>
+        </w:rPr>
+        <w:t>1.5</w:t>
+      </w:r>
       <w:r>
         <w:rPr>
           <w:lang w:val="pt_PT" w:bidi="pt_PT"/>
         </w:rPr>
         <w:t xml:space="preserve">; </w:t>
       </w:r>
-      <w:hyperlink r:id="rId79">
-        <w:r>
-          <w:rPr>
-            <w:lang w:val="pt_PT" w:bidi="pt_PT"/>
-          </w:rPr>
-          <w:rPr>
-            <w:color w:val="0000EE"/>
-            <w:u w:val="single"/>
-          </w:rPr>
-          <w:t>3.13</w:t>
-        </w:r>
-      </w:hyperlink>
+      <w:r>
+        <w:rPr>
+          <w:lang w:val="pt_PT" w:bidi="pt_PT"/>
+        </w:rPr>
+        <w:t>3.13</w:t>
+      </w:r>
       <w:r>
         <w:rPr>
           <w:lang w:val="pt_PT" w:bidi="pt_PT"/>
         </w:rPr>
         <w:t>,</w:t>
       </w:r>
-      <w:hyperlink r:id="rId80">
-        <w:r>
-          <w:rPr>
-            <w:lang w:val="pt_PT" w:bidi="pt_PT"/>
-          </w:rPr>
-          <w:rPr>
-            <w:color w:val="0000EE"/>
-            <w:u w:val="single"/>
-          </w:rPr>
-          <w:t>17</w:t>
-        </w:r>
-      </w:hyperlink>
+      <w:r>
+        <w:rPr>
+          <w:lang w:val="pt_PT" w:bidi="pt_PT"/>
+        </w:rPr>
+        <w:t>17</w:t>
+      </w:r>
       <w:r>
         <w:rPr>
           <w:lang w:val="pt_PT" w:bidi="pt_PT"/>
         </w:rPr>
         <w:t>) e exortações proféticas (</w:t>
       </w:r>
-      <w:hyperlink r:id="rId17">
-        <w:r>
-          <w:rPr>
-            <w:lang w:val="pt_PT" w:bidi="pt_PT"/>
-          </w:rPr>
-          <w:rPr>
-            <w:color w:val="0000EE"/>
-            <w:u w:val="single"/>
-          </w:rPr>
-          <w:t>4.13</w:t>
-        </w:r>
-      </w:hyperlink>
+      <w:r>
+        <w:rPr>
+          <w:lang w:val="pt_PT" w:bidi="pt_PT"/>
+        </w:rPr>
+        <w:t>4.13</w:t>
+      </w:r>
       <w:r>
         <w:rPr>
           <w:lang w:val="pt_PT" w:bidi="pt_PT"/>
         </w:rPr>
         <w:t xml:space="preserve">; </w:t>
       </w:r>
-      <w:hyperlink r:id="rId81">
-        <w:r>
-          <w:rPr>
-            <w:lang w:val="pt_PT" w:bidi="pt_PT"/>
-          </w:rPr>
-          <w:rPr>
-            <w:color w:val="0000EE"/>
-            <w:u w:val="single"/>
-          </w:rPr>
-          <w:t>5.1</w:t>
-        </w:r>
-      </w:hyperlink>
+      <w:r>
+        <w:rPr>
+          <w:lang w:val="pt_PT" w:bidi="pt_PT"/>
+        </w:rPr>
+        <w:t>5.1</w:t>
+      </w:r>
       <w:r>
         <w:rPr>
           <w:lang w:val="pt_PT" w:bidi="pt_PT"/>
         </w:rPr>
         <w:t xml:space="preserve">). Ele também apela para heróis israelitas (Abraão, </w:t>
       </w:r>
-      <w:hyperlink r:id="rId82">
-        <w:r>
-          <w:rPr>
-            <w:lang w:val="pt_PT" w:bidi="pt_PT"/>
-          </w:rPr>
-          <w:rPr>
-            <w:color w:val="0000EE"/>
-            <w:u w:val="single"/>
-          </w:rPr>
-          <w:t>2.21</w:t>
-        </w:r>
-      </w:hyperlink>
+      <w:r>
+        <w:rPr>
+          <w:lang w:val="pt_PT" w:bidi="pt_PT"/>
+        </w:rPr>
+        <w:t>2.21</w:t>
+      </w:r>
       <w:r>
         <w:rPr>
           <w:lang w:val="pt_PT" w:bidi="pt_PT"/>
         </w:rPr>
         <w:t>,</w:t>
       </w:r>
-      <w:hyperlink r:id="rId83">
-        <w:r>
-          <w:rPr>
-            <w:lang w:val="pt_PT" w:bidi="pt_PT"/>
-          </w:rPr>
-          <w:rPr>
-            <w:color w:val="0000EE"/>
-            <w:u w:val="single"/>
-          </w:rPr>
-          <w:t>23</w:t>
-        </w:r>
-      </w:hyperlink>
+      <w:r>
+        <w:rPr>
+          <w:lang w:val="pt_PT" w:bidi="pt_PT"/>
+        </w:rPr>
+        <w:t>23</w:t>
+      </w:r>
       <w:r>
         <w:rPr>
           <w:lang w:val="pt_PT" w:bidi="pt_PT"/>
         </w:rPr>
         <w:t xml:space="preserve">; Raabe, </w:t>
       </w:r>
-      <w:hyperlink r:id="rId84">
-        <w:r>
-          <w:rPr>
-            <w:lang w:val="pt_PT" w:bidi="pt_PT"/>
-          </w:rPr>
-          <w:rPr>
-            <w:color w:val="0000EE"/>
-            <w:u w:val="single"/>
-          </w:rPr>
-          <w:t>2.25</w:t>
-        </w:r>
-      </w:hyperlink>
+      <w:r>
+        <w:rPr>
+          <w:lang w:val="pt_PT" w:bidi="pt_PT"/>
+        </w:rPr>
+        <w:t>2.25</w:t>
+      </w:r>
       <w:r>
         <w:rPr>
           <w:lang w:val="pt_PT" w:bidi="pt_PT"/>
         </w:rPr>
         <w:t xml:space="preserve">; Jó, </w:t>
       </w:r>
-      <w:hyperlink r:id="rId85">
-        <w:r>
-          <w:rPr>
-            <w:lang w:val="pt_PT" w:bidi="pt_PT"/>
-          </w:rPr>
-          <w:rPr>
-            <w:color w:val="0000EE"/>
-            <w:u w:val="single"/>
-          </w:rPr>
-          <w:t>5.11</w:t>
-        </w:r>
-      </w:hyperlink>
+      <w:r>
+        <w:rPr>
+          <w:lang w:val="pt_PT" w:bidi="pt_PT"/>
+        </w:rPr>
+        <w:t>5.11</w:t>
+      </w:r>
       <w:r>
         <w:rPr>
           <w:lang w:val="pt_PT" w:bidi="pt_PT"/>
         </w:rPr>
         <w:t xml:space="preserve">; Elias, </w:t>
       </w:r>
-      <w:hyperlink r:id="rId86">
-        <w:r>
-          <w:rPr>
-            <w:lang w:val="pt_PT" w:bidi="pt_PT"/>
-          </w:rPr>
-          <w:rPr>
-            <w:color w:val="0000EE"/>
-            <w:u w:val="single"/>
-          </w:rPr>
-          <w:t>5.17</w:t>
-        </w:r>
-      </w:hyperlink>
+      <w:r>
+        <w:rPr>
+          <w:lang w:val="pt_PT" w:bidi="pt_PT"/>
+        </w:rPr>
+        <w:t>5.17</w:t>
+      </w:r>
       <w:r>
         <w:rPr>
           <w:lang w:val="pt_PT" w:bidi="pt_PT"/>
@@ -2116,162 +1588,108 @@
         </w:rPr>
         <w:t>Obras. As aparentes diferenças entre Tiago e Paulo em relação às “boas obras” devem ser entendidas em seus contextos históricos e teológicos distintos. Tanto Paulo quanto Tiago acreditavam que somente Deus, através de sua iniciativa de graça, poderia superar o problema do pecado humano. Ambos acreditavam que uma pessoa deve responder à oferta de salvação de Deus pela fé. No entanto, eles diferiam em sua ênfase. Paulo, que frequentemente confrontava os cristãos judeus pelos requisitos que buscavam impor aos gentios, enfatizava que as obras da lei não produzem salvação (</w:t>
       </w:r>
-      <w:hyperlink r:id="rId87">
-        <w:r>
-          <w:rPr>
-            <w:lang w:val="pt_PT" w:bidi="pt_PT"/>
-          </w:rPr>
-          <w:rPr>
-            <w:color w:val="0000EE"/>
-            <w:u w:val="single"/>
-          </w:rPr>
-          <w:t>Ef 2.8–9</w:t>
-        </w:r>
-      </w:hyperlink>
+      <w:r>
+        <w:rPr>
+          <w:lang w:val="pt_PT" w:bidi="pt_PT"/>
+        </w:rPr>
+        <w:t>Ef 2.8–9</w:t>
+      </w:r>
       <w:r>
         <w:rPr>
           <w:lang w:val="pt_PT" w:bidi="pt_PT"/>
         </w:rPr>
         <w:t>) — as pessoas não podem se reconciliar com Deus “fazendo o que a lei ordena” (</w:t>
       </w:r>
-      <w:hyperlink r:id="rId88">
-        <w:r>
-          <w:rPr>
-            <w:lang w:val="pt_PT" w:bidi="pt_PT"/>
-          </w:rPr>
-          <w:rPr>
-            <w:color w:val="0000EE"/>
-            <w:u w:val="single"/>
-          </w:rPr>
-          <w:t>Rm 3.20</w:t>
-        </w:r>
-      </w:hyperlink>
+      <w:r>
+        <w:rPr>
+          <w:lang w:val="pt_PT" w:bidi="pt_PT"/>
+        </w:rPr>
+        <w:t>Rm 3.20</w:t>
+      </w:r>
       <w:r>
         <w:rPr>
           <w:lang w:val="pt_PT" w:bidi="pt_PT"/>
         </w:rPr>
         <w:t xml:space="preserve">, </w:t>
       </w:r>
-      <w:hyperlink r:id="rId89">
-        <w:r>
-          <w:rPr>
-            <w:lang w:val="pt_PT" w:bidi="pt_PT"/>
-          </w:rPr>
-          <w:rPr>
-            <w:color w:val="0000EE"/>
-            <w:u w:val="single"/>
-          </w:rPr>
-          <w:t>28</w:t>
-        </w:r>
-      </w:hyperlink>
+      <w:r>
+        <w:rPr>
+          <w:lang w:val="pt_PT" w:bidi="pt_PT"/>
+        </w:rPr>
+        <w:t>28</w:t>
+      </w:r>
       <w:r>
         <w:rPr>
           <w:lang w:val="pt_PT" w:bidi="pt_PT"/>
         </w:rPr>
         <w:t xml:space="preserve">; </w:t>
       </w:r>
-      <w:hyperlink r:id="rId90">
-        <w:r>
-          <w:rPr>
-            <w:lang w:val="pt_PT" w:bidi="pt_PT"/>
-          </w:rPr>
-          <w:rPr>
-            <w:color w:val="0000EE"/>
-            <w:u w:val="single"/>
-          </w:rPr>
-          <w:t>Gl 2.16</w:t>
-        </w:r>
-      </w:hyperlink>
+      <w:r>
+        <w:rPr>
+          <w:lang w:val="pt_PT" w:bidi="pt_PT"/>
+        </w:rPr>
+        <w:t>Gl 2.16</w:t>
+      </w:r>
       <w:r>
         <w:rPr>
           <w:lang w:val="pt_PT" w:bidi="pt_PT"/>
         </w:rPr>
         <w:t>) ou, de fato, por qualquer coisa que possam fazer (</w:t>
       </w:r>
-      <w:hyperlink r:id="rId91">
-        <w:r>
-          <w:rPr>
-            <w:lang w:val="pt_PT" w:bidi="pt_PT"/>
-          </w:rPr>
-          <w:rPr>
-            <w:color w:val="0000EE"/>
-            <w:u w:val="single"/>
-          </w:rPr>
-          <w:t>Rm 4.3–5</w:t>
-        </w:r>
-      </w:hyperlink>
+      <w:r>
+        <w:rPr>
+          <w:lang w:val="pt_PT" w:bidi="pt_PT"/>
+        </w:rPr>
+        <w:t>Rm 4.3–5</w:t>
+      </w:r>
       <w:r>
         <w:rPr>
           <w:lang w:val="pt_PT" w:bidi="pt_PT"/>
         </w:rPr>
         <w:t>). Tiago, por sua vez, enfatiza que boas ações são a evidência de um relacionamento genuíno com Deus baseado na fé. A verdadeira fé bíblica sempre produzirá boas ações agradáveis a Deus. Tiago demonstra que a fé não pode ser reduzida a uma mera afirmação da verdade (</w:t>
       </w:r>
-      <w:hyperlink r:id="rId76">
-        <w:r>
-          <w:rPr>
-            <w:lang w:val="pt_PT" w:bidi="pt_PT"/>
-          </w:rPr>
-          <w:rPr>
-            <w:color w:val="0000EE"/>
-            <w:u w:val="single"/>
-          </w:rPr>
-          <w:t>2.19</w:t>
-        </w:r>
-      </w:hyperlink>
+      <w:r>
+        <w:rPr>
+          <w:lang w:val="pt_PT" w:bidi="pt_PT"/>
+        </w:rPr>
+        <w:t>2.19</w:t>
+      </w:r>
       <w:r>
         <w:rPr>
           <w:lang w:val="pt_PT" w:bidi="pt_PT"/>
         </w:rPr>
         <w:t>), e a fidelidade não permite uma lealdade dividida entre Deus e o mundo (</w:t>
       </w:r>
-      <w:hyperlink r:id="rId92">
-        <w:r>
-          <w:rPr>
-            <w:lang w:val="pt_PT" w:bidi="pt_PT"/>
-          </w:rPr>
-          <w:rPr>
-            <w:color w:val="0000EE"/>
-            <w:u w:val="single"/>
-          </w:rPr>
-          <w:t>1.8</w:t>
-        </w:r>
-      </w:hyperlink>
+      <w:r>
+        <w:rPr>
+          <w:lang w:val="pt_PT" w:bidi="pt_PT"/>
+        </w:rPr>
+        <w:t>1.8</w:t>
+      </w:r>
       <w:r>
         <w:rPr>
           <w:lang w:val="pt_PT" w:bidi="pt_PT"/>
         </w:rPr>
         <w:t xml:space="preserve">; </w:t>
       </w:r>
-      <w:hyperlink r:id="rId93">
-        <w:r>
-          <w:rPr>
-            <w:lang w:val="pt_PT" w:bidi="pt_PT"/>
-          </w:rPr>
-          <w:rPr>
-            <w:color w:val="0000EE"/>
-            <w:u w:val="single"/>
-          </w:rPr>
-          <w:t>4.4</w:t>
-        </w:r>
-      </w:hyperlink>
+      <w:r>
+        <w:rPr>
+          <w:lang w:val="pt_PT" w:bidi="pt_PT"/>
+        </w:rPr>
+        <w:t>4.4</w:t>
+      </w:r>
       <w:r>
         <w:rPr>
           <w:lang w:val="pt_PT" w:bidi="pt_PT"/>
         </w:rPr>
         <w:t xml:space="preserve">, </w:t>
       </w:r>
-      <w:hyperlink r:id="rId64">
-        <w:r>
-          <w:rPr>
-            <w:lang w:val="pt_PT" w:bidi="pt_PT"/>
-          </w:rPr>
-          <w:rPr>
-            <w:color w:val="0000EE"/>
-            <w:u w:val="single"/>
-          </w:rPr>
-          <w:t>7</w:t>
-        </w:r>
-      </w:hyperlink>
+      <w:r>
+        <w:rPr>
+          <w:lang w:val="pt_PT" w:bidi="pt_PT"/>
+        </w:rPr>
+        <w:t>7</w:t>
+      </w:r>
       <w:r>
         <w:rPr>
           <w:lang w:val="pt_PT" w:bidi="pt_PT"/>
